--- a/eu-gmp-rag/ausgabe/Anhang 16 Zertifizierung durch die Sachkundige Person und Chargenfreigabe.docx
+++ b/eu-gmp-rag/ausgabe/Anhang 16 Zertifizierung durch die Sachkundige Person und Chargenfreigabe.docx
@@ -13,6 +13,97 @@
     <w:p>
       <w:r>
         <w:t>Quelle: EU-GMP-Leitfaden, Anhang 16 (Bekanntmachung des BMG), https://www.bundesgesundheitsministerium.de/service/gesetze-und-verordnungen/bekanntmachungen</w:t>
+      </w:r>
+    </w:p>
+    <w:p>
+      <w:pPr>
+        <w:pStyle w:val="Heading2"/>
+      </w:pPr>
+      <w:r>
+        <w:t>Anwendungsbereich</w:t>
+      </w:r>
+    </w:p>
+    <w:p>
+      <w:r>
+        <w:t>Dieser Anhang enthält Leitlinien über die Zertifizierung durch eine sachkundige Person (QP) und die Chargenfreigabe von Arzneimitteln, für die eine Genehmigung für das Inverkehrbringen innerhalb der Europäischen Union (EU) vorliegt, oder die für den Export bestimmt sind. Die Grundsätze dieser Leitlinien gelten auch für Prüfpräparate zur Anwendung beim Menschen, vorbehaltlich anderer gesetzlicher Bestimmungen und spezifischerer Leitlinien der Europäischen Kommission.</w:t>
+      </w:r>
+    </w:p>
+    <w:p>
+      <w:r>
+        <w:t>Die relevanten rechtlichen Bestimmungen sind in Artikel 51 der Richtlinie 2001/83/EG in der geänderten Fassung und in Artikel 55 der Richtlinie 2001/82/EG enthalten. Die in Artikel 51, Absatz 2 der Richtlinie 2001/83/EG in der geänderten Fassung und in Artikel 55, Ansatz 2 der Richtlinie 2001/82/EG genannten Vereinbarungen, wie zum Beispiel Abkommen über die gegenseitige Anerkennung, werden berücksichtigt</w:t>
+      </w:r>
+    </w:p>
+    <w:p>
+      <w:r>
+        <w:t>Dieser Anhang bezieht sich nicht auf die staatliche Chargenfreigabe, die für bestimmte Blut- und immunologische Produkte in Übereinstimmung mit den Artikeln 109, 110, 113 und 114 der Richtlinie 2001/83/EG in der geänderten Fassung und den Artikeln 81 und 82 der Richtlinie 2001/82/EG vorgeschrieben sein kann. Dieser Anhang gilt jedoch für die Zertifizierung solcher Chargen durch eine sachkundige Person und ihre anschließende Freigabe.</w:t>
+      </w:r>
+    </w:p>
+    <w:p>
+      <w:r>
+        <w:t>Die grundlegenden Bedingungen für die Chargenfreigabe eines Produkts werden durch seine Genehmigung für das Inverkehrbringen festgelegt. Nichts in diesem Anhang ist diesen Bestimmungen übergeordnet.</w:t>
+      </w:r>
+    </w:p>
+    <w:p>
+      <w:pPr>
+        <w:pStyle w:val="Heading2"/>
+      </w:pPr>
+      <w:r>
+        <w:t>Allgemeine Grundsätze</w:t>
+      </w:r>
+    </w:p>
+    <w:p>
+      <w:r>
+        <w:t>Der Inhaber der Genehmigung für das Inverkehrbringen trägt die letztendliche Verantwortung für die Funktionsfähigkeit eines Arzneimittels über dessen gesamte Lebensdauer sowie für dessen Sicherheit, Qualität und Wirksamkeit.</w:t>
+      </w:r>
+    </w:p>
+    <w:p>
+      <w:r>
+        <w:t>Die sachkundige Person muss dafür Sorge tragen, dass jede einzelne Charge gemäß den in dem Mitgliedstaat, in dem die Zertifizierung erfolgt, geltenden Rechtsvorschriften, entsprechend den der Genehmigung für das Inverkehrbringen zugrunde gelegten Anforderungen sowie den Anforderungen der Guten Herstellungspraxis (GMP) hergestellt und kontrolliert worden ist.</w:t>
+      </w:r>
+    </w:p>
+    <w:p>
+      <w:r>
+        <w:t>Das Verfahren für die Chargenfreigabe umfasst:</w:t>
+      </w:r>
+    </w:p>
+    <w:p>
+      <w:r>
+        <w:t>i. Die Überprüfung der Herstellung und das Prüfen der Charge in Übereinstimmung mit den festgelegten Freigabeverfahren.</w:t>
+      </w:r>
+    </w:p>
+    <w:p>
+      <w:r>
+        <w:t>ii. Die Zertifizierung der Fertigproduktcharge durch eine sachkundige Person, die bestätigt, dass die Charge den Anforderungen der Guten Herstellungspraxis und der entsprechenden Genehmigung für das Inverkehrbringen entspricht. Hierbei handelt es sich um die Qualitätsfreigabe der Charge.</w:t>
+      </w:r>
+    </w:p>
+    <w:p>
+      <w:r>
+        <w:t>iii. Die Überführung der Fertigproduktcharge in den verkaufsfähigen Bestand und/oder die Ausfuhr dieser Charge, wobei die Zertifizierung durch die sachkundige Person berücksichtigt werden sollte. Wenn diese Überführung in einer anderen Betriebsstätte als der stattfindet, in der die Zertifizierung durchgeführt wird, sollte diese Regelung in einer schriftlichen Vereinbarung zwischen den Betriebsstätten dokumentiert werden.</w:t>
+      </w:r>
+    </w:p>
+    <w:p>
+      <w:r>
+        <w:t>Durch die Kontrolle der Chargenfreigabe soll insbesondere Folgendes sichergestellt werden:</w:t>
+      </w:r>
+    </w:p>
+    <w:p>
+      <w:r>
+        <w:t>i. Die Charge wurde entsprechend den Anforderungen ihrer Genehmigung für das Inverkehrbringen hergestellt und geprüft.</w:t>
+      </w:r>
+    </w:p>
+    <w:p>
+      <w:r>
+        <w:t>ii. Die Charge wurde gemäß den Grundsätzen und Leitfäden der Guten Herstellungspraxis hergestellt und geprüft.</w:t>
+      </w:r>
+    </w:p>
+    <w:p>
+      <w:r>
+        <w:t>iii. Alle sonstigen relevanten gesetzlichen Vorgaben werden berücksichtigt.</w:t>
+      </w:r>
+    </w:p>
+    <w:p>
+      <w:r>
+        <w:t>iv. Wenn die Untersuchung eines Qualitätsmangels im Sinne von Kapitel 8 EudraLex, Band 4, Teil I oder der Rückruf einer Charge erforderlich ist, wird sichergestellt, dass alle sachkundigen Personen, die an der Zertifizierung oder Bestätigung1 beteiligt waren, sowie alle relevanten Protokolle ohne weiteres identifiziert werden können.</w:t>
       </w:r>
     </w:p>
     <w:p>
@@ -185,7 +276,12 @@
     </w:p>
     <w:p>
       <w:r>
-        <w:t>iii. Die Zertifizierung ist in einem Register oder gleichwertigen Dokument protokolliert. 1.7 Zudem ist die sachkundige Person dafür verantwortlich, dass die Absätze 1.7.1 bis 1.7.21 eingehalten werden. Diese Aufgaben können an entsprechend geschulte Mitarbeiter oder Dritte delegiert werden. Es wird anerkannt, dass die sachkundige Person sich auf das pharmazeutische Qualitätssystem verlassen muss und dass die sachkundige Person sich fortlaufend vergewissern sollte, dass dieses Vertrauen gut begründet ist.</w:t>
+        <w:t>iii. Die Zertifizierung ist in einem Register oder gleichwertigen Dokument protokolliert.</w:t>
+      </w:r>
+    </w:p>
+    <w:p>
+      <w:r>
+        <w:t>1.7 Zudem ist die sachkundige Person dafür verantwortlich, dass die Absätze 1.7.1 bis 1.7.21 eingehalten werden. Diese Aufgaben können an entsprechend geschulte Mitarbeiter oder Dritte delegiert werden. Es wird anerkannt, dass die sachkundige Person sich auf das pharmazeutische Qualitätssystem verlassen muss und dass die sachkundige Person sich fortlaufend vergewissern sollte, dass dieses Vertrauen gut begründet ist.</w:t>
       </w:r>
     </w:p>
     <w:p>
@@ -265,12 +361,7 @@
     </w:p>
     <w:p>
       <w:r>
-        <w:t>1.7.16 Alle Untersuchungen, die die zu zertifizierende Charge betreffen einschließlich OOS-Untersuchungen (Out of Specifica-</w:t>
-      </w:r>
-    </w:p>
-    <w:p>
-      <w:r>
-        <w:t>tion) und OOT-Untersuchungen (Out of Trend), wurden in einer Weise abgeschlossen, die ausreicht, um die Zertifizierung zu unterstützen.</w:t>
+        <w:t>1.7.16 Alle Untersuchungen, die die zu zertifizierende Charge betreffen einschließlich OOS-Untersuchungen (Out of Specification) und OOT-Untersuchungen (Out of Trend), wurden in einer Weise abgeschlossen, die ausreicht, um die Zertifizierung zu unterstützen.</w:t>
       </w:r>
     </w:p>
     <w:p>
@@ -425,12 +516,7 @@
     </w:p>
     <w:p>
       <w:r>
-        <w:t>4.2 Es sollten Sicherheitsvorkehrungen getroffen werden, die gewährleisten, dass nicht zertifizierte Chargen nicht in den verkaufsfähigen Bestand überführt werden. Hierbei kann es sich um physische Vorkehrungen wie die Trennung und Kennzeichnung oder auch um elektronische Vorkehrungen handeln, beispielsweise die Verwendung von validierten computergestützten Syste-</w:t>
-      </w:r>
-    </w:p>
-    <w:p>
-      <w:r>
-        <w:t>men. Wenn nicht zertifizierte Chargen von einer zugelassenen Betriebsstätte zu einer anderen transportiert werden, sollten die Sicherheitsvorkehrungen zur Verhinderung einer vorzeitigen Freigabe beibehalten werden.</w:t>
+        <w:t>4.2 Es sollten Sicherheitsvorkehrungen getroffen werden, die gewährleisten, dass nicht zertifizierte Chargen nicht in den verkaufsfähigen Bestand überführt werden. Hierbei kann es sich um physische Vorkehrungen wie die Trennung und Kennzeichnung oder auch um elektronische Vorkehrungen handeln, beispielsweise die Verwendung von validierten computergestützten Systemen. Wenn nicht zertifizierte Chargen von einer zugelassenen Betriebsstätte zu einer anderen transportiert werden, sollten die Sicherheitsvorkehrungen zur Verhinderung einer vorzeitigen Freigabe beibehalten werden.</w:t>
       </w:r>
     </w:p>
     <w:p>
@@ -470,10 +556,21 @@
     </w:p>
     <w:p>
       <w:r>
-        <w:t>Zertifizierung der Fertigproduktcharge: Die Zertifizierung in einem Register oder gleichwertigen Dokument durch eine sachkundige Person, wie in Artikel 51 der Richtlinie 2001/83/EG in der geänderten Fassung und Artikel 55 der Richtlinie 2001/82/EG festgelegt, die die Qualitätsfreigabe der Charge vor ihrer Freigabe zum Verkauf oder zum Vertrieb darstellt. Anhang I</w:t>
+        <w:t>Zertifizierung der Fertigproduktcharge: Die Zertifizierung in einem Register oder gleichwertigen Dokument durch eine sachkundige Person, wie in Artikel 51 der Richtlinie 2001/83/EG in der geänderten Fassung und Artikel 55 der Richtlinie 2001/82/EG festgelegt, die die Qualitätsfreigabe der Charge vor ihrer Freigabe zum Verkauf oder zum Vertrieb darstellt.</w:t>
       </w:r>
     </w:p>
     <w:p>
+      <w:pPr>
+        <w:pStyle w:val="Heading2"/>
+      </w:pPr>
+      <w:r>
+        <w:t>Anhang I</w:t>
+      </w:r>
+    </w:p>
+    <w:p>
+      <w:pPr>
+        <w:pStyle w:val="Heading2"/>
+      </w:pPr>
       <w:r>
         <w:t>Inhalt der Bestätigung der Teilherstellung eines Arzneimittels</w:t>
       </w:r>
@@ -524,11 +621,17 @@
       </w:r>
     </w:p>
     <w:p>
+      <w:pPr>
+        <w:pStyle w:val="Heading2"/>
+      </w:pPr>
       <w:r>
         <w:t>Anhang II</w:t>
       </w:r>
     </w:p>
     <w:p>
+      <w:pPr>
+        <w:pStyle w:val="Heading2"/>
+      </w:pPr>
       <w:r>
         <w:t>Inhalt des Chargenzertifikats für Arzneimittel</w:t>
       </w:r>
